--- a/docs/ETL Pipeline for Financial Risk Data (Dashboard Guideline).docx
+++ b/docs/ETL Pipeline for Financial Risk Data (Dashboard Guideline).docx
@@ -20,7 +20,7 @@
           <w:lang w:eastAsia="zh-TW"/>
         </w:rPr>
         <w:pict>
-          <v:rect id="_x0000_i1046" style="width:0;height:1.5pt" o:hralign="center" o:hrstd="t" o:hr="t" fillcolor="#a0a0a0" stroked="f"/>
+          <v:rect id="_x0000_i1025" style="width:0;height:1.5pt" o:hralign="center" o:hrstd="t" o:hr="t" fillcolor="#a0a0a0" stroked="f"/>
         </w:pict>
       </w:r>
     </w:p>
@@ -120,17 +120,45 @@
           <w:szCs w:val="24"/>
           <w:lang w:eastAsia="zh-TW"/>
         </w:rPr>
-        <w:t xml:space="preserve"> Basel III Dashboard is the final deliverable of the ETL Pipeline for Financial Risk Data project. It consolidates outputs from the Installation, Schema, and Automation layers into a simple visualization. Executives can monitor compliance and resilience at a glance, with traffic</w:t>
-      </w:r>
-      <w:r>
-        <w:rPr>
-          <w:rFonts w:ascii="PMingLiU" w:eastAsia="PMingLiU" w:hAnsi="PMingLiU" w:cs="PMingLiU"/>
-          <w:sz w:val="24"/>
-          <w:szCs w:val="24"/>
-          <w:lang w:eastAsia="zh-TW"/>
-        </w:rPr>
-        <w:noBreakHyphen/>
-        <w:t>light indicators and ratio charts that highlight deviations from Basel III requirements.</w:t>
+        <w:t xml:space="preserve"> Basel III Dashboard is the final deliverable of the </w:t>
+      </w:r>
+      <w:r>
+        <w:rPr>
+          <w:rFonts w:ascii="PMingLiU" w:eastAsia="PMingLiU" w:hAnsi="PMingLiU" w:cs="PMingLiU"/>
+          <w:sz w:val="24"/>
+          <w:szCs w:val="24"/>
+          <w:lang w:eastAsia="zh-TW"/>
+        </w:rPr>
+        <w:t>ETL Pipeline with Data Quality Implementation on Finance</w:t>
+      </w:r>
+      <w:r>
+        <w:rPr>
+          <w:rFonts w:ascii="PMingLiU" w:eastAsia="PMingLiU" w:hAnsi="PMingLiU" w:cs="PMingLiU"/>
+          <w:sz w:val="24"/>
+          <w:szCs w:val="24"/>
+          <w:lang w:eastAsia="zh-TW"/>
+        </w:rPr>
+        <w:t xml:space="preserve"> project. It consolidates outputs from the Installation, Schema, and Automation layers into a simple visualization. Executives can monitor compliance and resilience at</w:t>
+      </w:r>
+      <w:r>
+        <w:rPr>
+          <w:rFonts w:ascii="PMingLiU" w:eastAsia="PMingLiU" w:hAnsi="PMingLiU" w:cs="PMingLiU"/>
+          <w:sz w:val="24"/>
+          <w:szCs w:val="24"/>
+          <w:lang w:eastAsia="zh-TW"/>
+        </w:rPr>
+        <w:t xml:space="preserve"> a glance</w:t>
+      </w:r>
+      <w:bookmarkStart w:id="0" w:name="_GoBack"/>
+      <w:bookmarkEnd w:id="0"/>
+      <w:r>
+        <w:rPr>
+          <w:rFonts w:ascii="PMingLiU" w:eastAsia="PMingLiU" w:hAnsi="PMingLiU" w:cs="PMingLiU"/>
+          <w:sz w:val="24"/>
+          <w:szCs w:val="24"/>
+          <w:lang w:eastAsia="zh-TW"/>
+        </w:rPr>
+        <w:t>.</w:t>
       </w:r>
     </w:p>
     <w:p>
@@ -151,7 +179,7 @@
           <w:lang w:eastAsia="zh-TW"/>
         </w:rPr>
         <w:pict>
-          <v:rect id="_x0000_i1047" style="width:0;height:1.5pt" o:hralign="center" o:hrstd="t" o:hr="t" fillcolor="#a0a0a0" stroked="f"/>
+          <v:rect id="_x0000_i1026" style="width:0;height:1.5pt" o:hralign="center" o:hrstd="t" o:hr="t" fillcolor="#a0a0a0" stroked="f"/>
         </w:pict>
       </w:r>
     </w:p>
@@ -197,17 +225,7 @@
           <w:szCs w:val="24"/>
           <w:lang w:eastAsia="zh-TW"/>
         </w:rPr>
-        <w:t>The dashboard presents a consolidated table of CAR, LCR, NSFR, CET1, and leverage ratios. Traffic</w:t>
-      </w:r>
-      <w:r>
-        <w:rPr>
-          <w:rFonts w:ascii="PMingLiU" w:eastAsia="PMingLiU" w:hAnsi="PMingLiU" w:cs="PMingLiU"/>
-          <w:sz w:val="24"/>
-          <w:szCs w:val="24"/>
-          <w:lang w:eastAsia="zh-TW"/>
-        </w:rPr>
-        <w:noBreakHyphen/>
-        <w:t>light indicators (green/yellow/red) highlight compliance status.</w:t>
+        <w:t xml:space="preserve">The dashboard presents a consolidated table of CAR, LCR, NSFR, CET1, and leverage ratios. </w:t>
       </w:r>
     </w:p>
     <w:p>
@@ -840,7 +858,7 @@
           <w:lang w:eastAsia="zh-TW"/>
         </w:rPr>
         <w:pict>
-          <v:rect id="_x0000_i1048" style="width:0;height:1.5pt" o:hralign="center" o:hrstd="t" o:hr="t" fillcolor="#a0a0a0" stroked="f"/>
+          <v:rect id="_x0000_i1027" style="width:0;height:1.5pt" o:hralign="center" o:hrstd="t" o:hr="t" fillcolor="#a0a0a0" stroked="f"/>
         </w:pict>
       </w:r>
     </w:p>
@@ -1035,7 +1053,6 @@
           <w:szCs w:val="24"/>
           <w:lang w:eastAsia="zh-TW"/>
         </w:rPr>
-        <w:lastRenderedPageBreak/>
         <w:t xml:space="preserve">        color=['green' if c == 'Green' else 'red' for c in </w:t>
       </w:r>
       <w:proofErr w:type="spellStart"/>
@@ -1095,6 +1112,7 @@
           <w:szCs w:val="24"/>
           <w:lang w:eastAsia="zh-TW"/>
         </w:rPr>
+        <w:lastRenderedPageBreak/>
         <w:t>plt.axhline</w:t>
       </w:r>
       <w:proofErr w:type="spellEnd"/>
@@ -1308,7 +1326,7 @@
           <w:lang w:eastAsia="zh-TW"/>
         </w:rPr>
         <w:pict>
-          <v:rect id="_x0000_i1049" style="width:0;height:1.5pt" o:hralign="center" o:hrstd="t" o:hr="t" fillcolor="#a0a0a0" stroked="f"/>
+          <v:rect id="_x0000_i1028" style="width:0;height:1.5pt" o:hralign="center" o:hrstd="t" o:hr="t" fillcolor="#a0a0a0" stroked="f"/>
         </w:pict>
       </w:r>
     </w:p>
@@ -1395,7 +1413,7 @@
           <w:lang w:eastAsia="zh-TW"/>
         </w:rPr>
         <w:pict>
-          <v:rect id="_x0000_i1050" style="width:0;height:1.5pt" o:hralign="center" o:hrstd="t" o:hr="t" fillcolor="#a0a0a0" stroked="f"/>
+          <v:rect id="_x0000_i1029" style="width:0;height:1.5pt" o:hralign="center" o:hrstd="t" o:hr="t" fillcolor="#a0a0a0" stroked="f"/>
         </w:pict>
       </w:r>
     </w:p>
@@ -1480,7 +1498,7 @@
           <w:lang w:eastAsia="zh-TW"/>
         </w:rPr>
         <w:pict>
-          <v:rect id="_x0000_i1051" style="width:0;height:1.5pt" o:hralign="center" o:hrstd="t" o:hr="t" fillcolor="#a0a0a0" stroked="f"/>
+          <v:rect id="_x0000_i1030" style="width:0;height:1.5pt" o:hralign="center" o:hrstd="t" o:hr="t" fillcolor="#a0a0a0" stroked="f"/>
         </w:pict>
       </w:r>
     </w:p>
@@ -1633,33 +1651,30 @@
       <w:pPr>
         <w:spacing w:after="0" w:line="240" w:lineRule="auto"/>
         <w:rPr>
-          <w:rFonts w:ascii="PMingLiU" w:eastAsia="PMingLiU" w:hAnsi="PMingLiU" w:cs="PMingLiU" w:hint="eastAsia"/>
-          <w:sz w:val="24"/>
-          <w:szCs w:val="24"/>
-          <w:lang w:eastAsia="zh-TW"/>
-        </w:rPr>
-      </w:pPr>
-      <w:bookmarkStart w:id="0" w:name="_GoBack"/>
-      <w:bookmarkEnd w:id="0"/>
-    </w:p>
-    <w:p>
-      <w:pPr>
-        <w:spacing w:after="0" w:line="240" w:lineRule="auto"/>
-        <w:rPr>
-          <w:rFonts w:ascii="PMingLiU" w:eastAsia="PMingLiU" w:hAnsi="PMingLiU" w:cs="PMingLiU"/>
-          <w:sz w:val="24"/>
-          <w:szCs w:val="24"/>
-          <w:lang w:eastAsia="zh-TW"/>
-        </w:rPr>
-      </w:pPr>
-      <w:r>
-        <w:rPr>
-          <w:rFonts w:ascii="PMingLiU" w:eastAsia="PMingLiU" w:hAnsi="PMingLiU" w:cs="PMingLiU"/>
-          <w:sz w:val="24"/>
-          <w:szCs w:val="24"/>
-          <w:lang w:eastAsia="zh-TW"/>
-        </w:rPr>
-        <w:lastRenderedPageBreak/>
+          <w:rFonts w:ascii="PMingLiU" w:eastAsia="PMingLiU" w:hAnsi="PMingLiU" w:cs="PMingLiU"/>
+          <w:sz w:val="24"/>
+          <w:szCs w:val="24"/>
+          <w:lang w:eastAsia="zh-TW"/>
+        </w:rPr>
+      </w:pPr>
+    </w:p>
+    <w:p>
+      <w:pPr>
+        <w:spacing w:after="0" w:line="240" w:lineRule="auto"/>
+        <w:rPr>
+          <w:rFonts w:ascii="PMingLiU" w:eastAsia="PMingLiU" w:hAnsi="PMingLiU" w:cs="PMingLiU"/>
+          <w:sz w:val="24"/>
+          <w:szCs w:val="24"/>
+          <w:lang w:eastAsia="zh-TW"/>
+        </w:rPr>
+      </w:pPr>
+      <w:r>
+        <w:rPr>
+          <w:rFonts w:ascii="PMingLiU" w:eastAsia="PMingLiU" w:hAnsi="PMingLiU" w:cs="PMingLiU"/>
+          <w:sz w:val="24"/>
+          <w:szCs w:val="24"/>
+          <w:lang w:eastAsia="zh-TW"/>
+        </w:rPr>
         <w:t>Program Output:</w:t>
       </w:r>
     </w:p>
@@ -1678,7 +1693,7 @@
       <w:pPr>
         <w:spacing w:after="0" w:line="240" w:lineRule="auto"/>
         <w:rPr>
-          <w:rFonts w:ascii="PMingLiU" w:eastAsia="PMingLiU" w:hAnsi="PMingLiU" w:cs="PMingLiU" w:hint="eastAsia"/>
+          <w:rFonts w:ascii="PMingLiU" w:eastAsia="PMingLiU" w:hAnsi="PMingLiU" w:cs="PMingLiU"/>
           <w:sz w:val="24"/>
           <w:szCs w:val="24"/>
           <w:lang w:eastAsia="zh-TW"/>
@@ -1692,6 +1707,7 @@
           <w:szCs w:val="24"/>
           <w:lang w:eastAsia="zh-TW"/>
         </w:rPr>
+        <w:lastRenderedPageBreak/>
         <w:drawing>
           <wp:inline distT="0" distB="0" distL="0" distR="0">
             <wp:extent cx="5486400" cy="2933700"/>
@@ -1811,7 +1827,7 @@
           <w:lang w:eastAsia="zh-TW"/>
         </w:rPr>
         <w:pict>
-          <v:rect id="_x0000_i1052" style="width:0;height:1.5pt" o:hralign="center" o:hrstd="t" o:hr="t" fillcolor="#a0a0a0" stroked="f"/>
+          <v:rect id="_x0000_i1031" style="width:0;height:1.5pt" o:hralign="center" o:hrstd="t" o:hr="t" fillcolor="#a0a0a0" stroked="f"/>
         </w:pict>
       </w:r>
     </w:p>
